--- a/SB1090_support_letter_SHORT.docx
+++ b/SB1090_support_letter_SHORT.docx
@@ -117,7 +117,7 @@
         <w:rPr>
           <w:rtl w:val="0"/>
         </w:rPr>
-        <w:t xml:space="preserve">Altadena is a community deep in trauma and recovery. A year and a half after the Eaton Fire, our families remain displaced, scattered in rentals or doubled up with relatives, fighting insurers, awaiting progress on the Edison lawsuit and permits, while only a small fraction have begun rebuilding. What every one of us needs is the same. Time, and a fair chance, to get back to some semblance of normalcy.</w:t>
+        <w:t>Altadena is rebuilding. A year and a half after the Eaton Fire, families are fighting through insurance, debris, and financing — and despite it all, by mid-2026 the County reports roughly 3,700 rebuild applications and nearly 3,000 permits issued in our area. We are coming home through ordinary permits. What we are asking is simple: do not let a small group of out-of-town investors permanently redraw our neighborhoods, by right and with no hearing, before the families who lived here can return.</w:t>
       </w:r>
     </w:p>
     <w:p>
@@ -129,7 +129,7 @@
         <w:rPr>
           <w:rtl w:val="0"/>
         </w:rPr>
-        <w:t xml:space="preserve">What is happening now is simply not a just way to treat a community fighting to survive in a burn scar.</w:t>
+        <w:t>What is happening now is simply not a just way to treat a community fighting to recover in a burn scar.</w:t>
       </w:r>
     </w:p>
     <w:p>
@@ -138,17 +138,7 @@
         <w:rPr/>
       </w:pPr>
       <w:r>
-        <w:rPr>
-          <w:b w:val="1"/>
-          <w:bCs w:val="1"/>
-          <w:rtl w:val="0"/>
-        </w:rPr>
-        <w:t xml:space="preserve">I write in strong support of SB 1090 and respectfully urge an AYE vote. Please pass it as currently written.</w:t>
-      </w:r>
-      <w:r>
-        <w:rPr>
-          <w:rtl w:val="0"/>
-        </w:rPr>
+        <w:t>I write in strong support of SB 1090 and respectfully urge an AYE vote — and ask that it be made effective as soon as possible, so protection is not delayed.</w:t>
       </w:r>
     </w:p>
     <w:p>
@@ -160,7 +150,7 @@
         <w:rPr>
           <w:rtl w:val="0"/>
         </w:rPr>
-        <w:t>SB 1090 places a narrow, time limited pause on the by-right lot splitting out-of-town developers are using to carve burned lots into as many as ten units each in the declared disaster area. It is look-forward protection for Altadena. It repeals no housing law and removes no home that gets built. It is also sound policy:</w:t>
+        <w:t>SB 1090 places a narrow, time-limited pause on the by-right, no-hearing pathways (SB 9 and SB 1123) that out-of-town developers are using to carve burned lots into as many as ten units each in the Altadena disaster area. It does not touch a homeowner's ability to rebuild or add ADUs, it repeals no housing law, and it removes no home that gets built — and it adds a needed guardrail by barring large institutional investors (those owning 75 or more homes) from making unsolicited offers to buy up disaster-struck land. It is also sound policy:</w:t>
       </w:r>
     </w:p>
     <w:p>
@@ -188,52 +178,19 @@
       </w:pPr>
       <w:r>
         <w:rPr>
-          <w:rFonts w:ascii="Calibri" w:cs="Calibri" w:eastAsia="Calibri" w:hAnsi="Calibri"/>
-          <w:b w:val="1"/>
-          <w:bCs w:val="1"/>
-          <w:i w:val="0"/>
-          <w:iCs w:val="0"/>
-          <w:smallCaps w:val="0"/>
-          <w:strike w:val="0"/>
-          <w:color w:val="000000"/>
-          <w:sz w:val="22"/>
-          <w:szCs w:val="22"/>
-          <w:u w:val="none"/>
-          <w:shd w:fill="auto" w:val="clear"/>
-          <w:vertAlign w:val="baseline"/>
-          <w:rtl w:val="0"/>
-        </w:rPr>
-        <w:t xml:space="preserve">Parity, nothing more. </w:t>
-      </w:r>
-      <w:r>
-        <w:rPr>
-          <w:rFonts w:ascii="Calibri" w:cs="Calibri" w:eastAsia="Calibri" w:hAnsi="Calibri"/>
+          <w:rFonts w:ascii="Calibri" w:hAnsi="Calibri"/>
+          <w:b/>
+          <w:sz w:val="22"/>
+        </w:rPr>
+        <w:t>Altadena deserves the same protection the Palisades received.</w:t>
+      </w:r>
+      <w:r>
+        <w:rPr>
+          <w:rFonts w:ascii="Calibri" w:hAnsi="Calibri"/>
           <w:b w:val="0"/>
-          <w:bCs w:val="0"/>
-          <w:i w:val="0"/>
-          <w:iCs w:val="0"/>
-          <w:smallCaps w:val="0"/>
-          <w:strike w:val="0"/>
-          <w:color w:val="000000"/>
-          <w:sz w:val="22"/>
-          <w:szCs w:val="22"/>
-          <w:u w:val="none"/>
-          <w:shd w:fill="auto" w:val="clear"/>
-          <w:vertAlign w:val="baseline"/>
-          <w:rtl w:val="0"/>
-        </w:rPr>
-        <w:t xml:space="preserve">The Palisades already received this exact protection by executive order after the same firestorm (EO N-32-25); Altadena asks only for the same</w:t>
-      </w:r>
-      <w:r>
-        <w:rPr>
-          <w:rtl w:val="0"/>
-        </w:rPr>
-        <w:t xml:space="preserve">, especially considering it lost 45% more than the Palisades with 9,000 homes, businesses and structures lost. </w:t>
-      </w:r>
-      <w:r>
-        <w:rPr>
-          <w:rtl w:val="0"/>
-        </w:rPr>
+          <w:sz w:val="22"/>
+        </w:rPr>
+        <w:t xml:space="preserve"> After the same January 2025 firestorm, fire-hazard zones in the burn areas received SB 9 relief by executive order — but the hazard map left most of Altadena’s burned neighborhoods out. And because SB 1123 cannot be used in high fire-hazard zones, the Palisades is largely shielded from it — while Altadena’s recovery area, which the map did not so designate, is left exposed. Altadena was left out of the protection and left open to the harm.</w:t>
       </w:r>
     </w:p>
     <w:p>
@@ -261,193 +218,19 @@
       </w:pPr>
       <w:r>
         <w:rPr>
-          <w:rFonts w:ascii="Calibri" w:cs="Calibri" w:eastAsia="Calibri" w:hAnsi="Calibri"/>
-          <w:b w:val="1"/>
-          <w:bCs w:val="1"/>
-          <w:i w:val="0"/>
-          <w:iCs w:val="0"/>
-          <w:smallCaps w:val="0"/>
-          <w:strike w:val="0"/>
-          <w:color w:val="000000"/>
-          <w:sz w:val="22"/>
-          <w:szCs w:val="22"/>
-          <w:u w:val="none"/>
-          <w:shd w:fill="auto" w:val="clear"/>
-          <w:vertAlign w:val="baseline"/>
-          <w:rtl w:val="0"/>
-        </w:rPr>
-        <w:t xml:space="preserve">Disaster capitalism</w:t>
-      </w:r>
-      <w:r>
-        <w:rPr>
-          <w:b w:val="1"/>
-          <w:bCs w:val="1"/>
-          <w:rtl w:val="0"/>
-        </w:rPr>
-        <w:t xml:space="preserve"> is</w:t>
-      </w:r>
-      <w:r>
-        <w:rPr>
-          <w:rFonts w:ascii="Calibri" w:cs="Calibri" w:eastAsia="Calibri" w:hAnsi="Calibri"/>
-          <w:b w:val="1"/>
-          <w:bCs w:val="1"/>
-          <w:i w:val="0"/>
-          <w:iCs w:val="0"/>
-          <w:smallCaps w:val="0"/>
-          <w:strike w:val="0"/>
-          <w:color w:val="000000"/>
-          <w:sz w:val="22"/>
-          <w:szCs w:val="22"/>
-          <w:u w:val="none"/>
-          <w:shd w:fill="auto" w:val="clear"/>
-          <w:vertAlign w:val="baseline"/>
-          <w:rtl w:val="0"/>
-        </w:rPr>
-        <w:t xml:space="preserve"> not a fair housing solution. </w:t>
-      </w:r>
-      <w:r>
-        <w:rPr>
-          <w:rFonts w:ascii="Calibri" w:cs="Calibri" w:eastAsia="Calibri" w:hAnsi="Calibri"/>
+          <w:rFonts w:ascii="Calibri" w:hAnsi="Calibri"/>
+          <w:b/>
+          <w:sz w:val="22"/>
+        </w:rPr>
+        <w:t>It costs the recovery nothing — but the threat is accelerating.</w:t>
+      </w:r>
+      <w:r>
+        <w:rPr>
+          <w:rFonts w:ascii="Calibri" w:hAnsi="Calibri"/>
           <w:b w:val="0"/>
-          <w:bCs w:val="0"/>
-          <w:i w:val="0"/>
-          <w:iCs w:val="0"/>
-          <w:smallCaps w:val="0"/>
-          <w:strike w:val="0"/>
-          <w:color w:val="000000"/>
-          <w:sz w:val="22"/>
-          <w:szCs w:val="22"/>
-          <w:u w:val="none"/>
-          <w:shd w:fill="auto" w:val="clear"/>
-          <w:vertAlign w:val="baseline"/>
-          <w:rtl w:val="0"/>
-        </w:rPr>
-        <w:t>Out-of-town developers can turn displaced families' lots into ten</w:t>
-      </w:r>
-      <w:r>
-        <w:rPr>
-          <w:rtl w:val="0"/>
-        </w:rPr>
-        <w:t xml:space="preserve"> </w:t>
-      </w:r>
-      <w:r>
-        <w:rPr>
-          <w:rFonts w:ascii="Calibri" w:cs="Calibri" w:eastAsia="Calibri" w:hAnsi="Calibri"/>
-          <w:b w:val="0"/>
-          <w:bCs w:val="0"/>
-          <w:i w:val="0"/>
-          <w:iCs w:val="0"/>
-          <w:smallCaps w:val="0"/>
-          <w:strike w:val="0"/>
-          <w:color w:val="000000"/>
-          <w:sz w:val="22"/>
-          <w:szCs w:val="22"/>
-          <w:u w:val="none"/>
-          <w:shd w:fill="auto" w:val="clear"/>
-          <w:vertAlign w:val="baseline"/>
-          <w:rtl w:val="0"/>
-        </w:rPr>
-        <w:t>unit by-right projects before those families return. A survivor may rebuild 10% larger, while an out-of-town developer next door gets ten times the unit</w:t>
-      </w:r>
-      <w:r>
-        <w:rPr>
-          <w:rtl w:val="0"/>
-        </w:rPr>
-        <w:t xml:space="preserve">s, while </w:t>
-      </w:r>
-      <w:r>
-        <w:rPr>
-          <w:rFonts w:ascii="Calibri" w:cs="Calibri" w:eastAsia="Calibri" w:hAnsi="Calibri"/>
-          <w:b w:val="0"/>
-          <w:bCs w:val="0"/>
-          <w:i w:val="0"/>
-          <w:iCs w:val="0"/>
-          <w:smallCaps w:val="0"/>
-          <w:strike w:val="0"/>
-          <w:color w:val="000000"/>
-          <w:sz w:val="22"/>
-          <w:szCs w:val="22"/>
-          <w:u w:val="none"/>
-          <w:shd w:fill="auto" w:val="clear"/>
-          <w:vertAlign w:val="baseline"/>
-          <w:rtl w:val="0"/>
-        </w:rPr>
-        <w:t xml:space="preserve">a returning family adding units for relatives or income faces a discretionary ADU process, though local law already permits four units on any single</w:t>
-      </w:r>
-      <w:r>
-        <w:rPr>
-          <w:rtl w:val="0"/>
-        </w:rPr>
-        <w:t xml:space="preserve"> </w:t>
-      </w:r>
-      <w:r>
-        <w:rPr>
-          <w:rFonts w:ascii="Calibri" w:cs="Calibri" w:eastAsia="Calibri" w:hAnsi="Calibri"/>
-          <w:b w:val="0"/>
-          <w:bCs w:val="0"/>
-          <w:i w:val="0"/>
-          <w:iCs w:val="0"/>
-          <w:smallCaps w:val="0"/>
-          <w:strike w:val="0"/>
-          <w:color w:val="000000"/>
-          <w:sz w:val="22"/>
-          <w:szCs w:val="22"/>
-          <w:u w:val="none"/>
-          <w:shd w:fill="auto" w:val="clear"/>
-          <w:vertAlign w:val="baseline"/>
-          <w:rtl w:val="0"/>
-        </w:rPr>
-        <w:t xml:space="preserve">family lot. SB 1123 makes it easier for a developer than </w:t>
-      </w:r>
-      <w:r>
-        <w:rPr>
-          <w:rtl w:val="0"/>
-        </w:rPr>
-        <w:t xml:space="preserve">a</w:t>
-      </w:r>
-      <w:r>
-        <w:rPr>
-          <w:rFonts w:ascii="Calibri" w:cs="Calibri" w:eastAsia="Calibri" w:hAnsi="Calibri"/>
-          <w:b w:val="0"/>
-          <w:bCs w:val="0"/>
-          <w:i w:val="0"/>
-          <w:iCs w:val="0"/>
-          <w:smallCaps w:val="0"/>
-          <w:strike w:val="0"/>
-          <w:color w:val="000000"/>
-          <w:sz w:val="22"/>
-          <w:szCs w:val="22"/>
-          <w:u w:val="none"/>
-          <w:shd w:fill="auto" w:val="clear"/>
-          <w:vertAlign w:val="baseline"/>
-          <w:rtl w:val="0"/>
-        </w:rPr>
-        <w:t xml:space="preserve"> surviving family itself</w:t>
-      </w:r>
-      <w:r>
-        <w:rPr>
-          <w:rtl w:val="0"/>
-        </w:rPr>
-        <w:t xml:space="preserve">. The Legislature should prevent the market from driving financial opportunity to a c</w:t>
-      </w:r>
-      <w:r>
-        <w:rPr>
-          <w:rFonts w:ascii="Calibri" w:cs="Calibri" w:eastAsia="Calibri" w:hAnsi="Calibri"/>
-          <w:b w:val="0"/>
-          <w:bCs w:val="0"/>
-          <w:i w:val="0"/>
-          <w:iCs w:val="0"/>
-          <w:smallCaps w:val="0"/>
-          <w:strike w:val="0"/>
-          <w:color w:val="000000"/>
-          <w:sz w:val="22"/>
-          <w:szCs w:val="22"/>
-          <w:u w:val="none"/>
-          <w:shd w:fill="auto" w:val="clear"/>
-          <w:vertAlign w:val="baseline"/>
-          <w:rtl w:val="0"/>
-        </w:rPr>
-        <w:t xml:space="preserve">ommunity that just lost everything.</w:t>
+          <w:sz w:val="22"/>
+        </w:rPr>
+        <w:t xml:space="preserve"> Altadenans are rebuilding by the thousands through ordinary permits; SB 9 and SB 1123 are barely 2% of rebuild applications, and the locals who use SB 9 are rebuilding, not subdividing. Every SB 1123 subdivision applicant we have identified is an outside corporate investor — not a returning resident — and the filings are clustering fast: the most active developer filed seven-plus maps in a matter of months. A recorded subdivision can never be undone, and once one developer proves the by-right pathway, market forces pull in more. Pausing it now does not slow recovery — it protects it.</w:t>
       </w:r>
     </w:p>
     <w:p>
@@ -475,41 +258,19 @@
       </w:pPr>
       <w:r>
         <w:rPr>
-          <w:rFonts w:ascii="Calibri" w:cs="Calibri" w:eastAsia="Calibri" w:hAnsi="Calibri"/>
-          <w:b w:val="1"/>
-          <w:bCs w:val="1"/>
-          <w:i w:val="0"/>
-          <w:iCs w:val="0"/>
-          <w:smallCaps w:val="0"/>
-          <w:strike w:val="0"/>
-          <w:color w:val="000000"/>
-          <w:sz w:val="22"/>
-          <w:szCs w:val="22"/>
-          <w:u w:val="none"/>
-          <w:shd w:fill="auto" w:val="clear"/>
-          <w:vertAlign w:val="baseline"/>
-          <w:rtl w:val="0"/>
-        </w:rPr>
-        <w:t xml:space="preserve">SB 1090 protects the SHRA's original purpose. </w:t>
-      </w:r>
-      <w:r>
-        <w:rPr>
-          <w:rFonts w:ascii="Calibri" w:cs="Calibri" w:eastAsia="Calibri" w:hAnsi="Calibri"/>
+          <w:rFonts w:ascii="Calibri" w:hAnsi="Calibri"/>
+          <w:b/>
+          <w:sz w:val="22"/>
+        </w:rPr>
+        <w:t>It cannot be easier to build than to rebuild.</w:t>
+      </w:r>
+      <w:r>
+        <w:rPr>
+          <w:rFonts w:ascii="Calibri" w:hAnsi="Calibri"/>
           <w:b w:val="0"/>
-          <w:bCs w:val="0"/>
-          <w:i w:val="0"/>
-          <w:iCs w:val="0"/>
-          <w:smallCaps w:val="0"/>
-          <w:strike w:val="0"/>
-          <w:color w:val="000000"/>
-          <w:sz w:val="22"/>
-          <w:szCs w:val="22"/>
-          <w:u w:val="none"/>
-          <w:shd w:fill="auto" w:val="clear"/>
-          <w:vertAlign w:val="baseline"/>
-          <w:rtl w:val="0"/>
-        </w:rPr>
-        <w:t xml:space="preserve">The Starter Home Revitalization Act was meant for genuine, scattered urban infill statewide — on abandoned lots, not burned ones. SB 1090 safeguards its integrity and legislative intent; it does not repeal it.</w:t>
+          <w:sz w:val="22"/>
+        </w:rPr>
+        <w:t xml:space="preserve"> Under the Governor’s own disaster order, a survivor may rebuild only about 10% larger than the home they lost to keep the fast “like-for-like” permit — while an out-of-town developer on the very same burned lot may put up as many as ten units, by right, with no hearing, and can move far faster than a family still fighting its insurer. The victim is capped at plus-ten-percent; the opportunist is handed times-ten.</w:t>
       </w:r>
     </w:p>
     <w:p>
@@ -537,177 +298,19 @@
       </w:pPr>
       <w:r>
         <w:rPr>
-          <w:rFonts w:ascii="Calibri" w:cs="Calibri" w:eastAsia="Calibri" w:hAnsi="Calibri"/>
-          <w:b w:val="1"/>
-          <w:bCs w:val="1"/>
-          <w:i w:val="0"/>
-          <w:iCs w:val="0"/>
-          <w:smallCaps w:val="0"/>
-          <w:strike w:val="0"/>
-          <w:color w:val="000000"/>
-          <w:sz w:val="22"/>
-          <w:szCs w:val="22"/>
-          <w:u w:val="none"/>
-          <w:shd w:fill="auto" w:val="clear"/>
-          <w:vertAlign w:val="baseline"/>
-          <w:rtl w:val="0"/>
-        </w:rPr>
-        <w:t xml:space="preserve">Without SB 1090, SB 1123 pushes a statewide crisis onto one vulnerable community. </w:t>
-      </w:r>
-      <w:r>
-        <w:rPr>
-          <w:rFonts w:ascii="Calibri" w:cs="Calibri" w:eastAsia="Calibri" w:hAnsi="Calibri"/>
+          <w:rFonts w:ascii="Calibri" w:hAnsi="Calibri"/>
+          <w:b/>
+          <w:sz w:val="22"/>
+        </w:rPr>
+        <w:t>SB 1090 protects the SHRA’s purpose — not the “Altadena Fire Sale Act.”</w:t>
+      </w:r>
+      <w:r>
+        <w:rPr>
+          <w:rFonts w:ascii="Calibri" w:hAnsi="Calibri"/>
           <w:b w:val="0"/>
-          <w:bCs w:val="0"/>
-          <w:i w:val="0"/>
-          <w:iCs w:val="0"/>
-          <w:smallCaps w:val="0"/>
-          <w:strike w:val="0"/>
-          <w:color w:val="000000"/>
-          <w:sz w:val="22"/>
-          <w:szCs w:val="22"/>
-          <w:u w:val="none"/>
-          <w:shd w:fill="auto" w:val="clear"/>
-          <w:vertAlign w:val="baseline"/>
-          <w:rtl w:val="0"/>
-        </w:rPr>
-        <w:t xml:space="preserve">Concentrating intensive by-right subdivision on a single, not</w:t>
-      </w:r>
-      <w:r>
-        <w:rPr>
-          <w:rtl w:val="0"/>
-        </w:rPr>
-        <w:t xml:space="preserve"> </w:t>
-      </w:r>
-      <w:r>
-        <w:rPr>
-          <w:rFonts w:ascii="Calibri" w:cs="Calibri" w:eastAsia="Calibri" w:hAnsi="Calibri"/>
-          <w:b w:val="0"/>
-          <w:bCs w:val="0"/>
-          <w:i w:val="0"/>
-          <w:iCs w:val="0"/>
-          <w:smallCaps w:val="0"/>
-          <w:strike w:val="0"/>
-          <w:color w:val="000000"/>
-          <w:sz w:val="22"/>
-          <w:szCs w:val="22"/>
-          <w:u w:val="none"/>
-          <w:shd w:fill="auto" w:val="clear"/>
-          <w:vertAlign w:val="baseline"/>
-          <w:rtl w:val="0"/>
-        </w:rPr>
-        <w:t xml:space="preserve">yet</w:t>
-      </w:r>
-      <w:r>
-        <w:rPr>
-          <w:rtl w:val="0"/>
-        </w:rPr>
-        <w:t xml:space="preserve"> </w:t>
-      </w:r>
-      <w:r>
-        <w:rPr>
-          <w:rFonts w:ascii="Calibri" w:cs="Calibri" w:eastAsia="Calibri" w:hAnsi="Calibri"/>
-          <w:b w:val="0"/>
-          <w:bCs w:val="0"/>
-          <w:i w:val="0"/>
-          <w:iCs w:val="0"/>
-          <w:smallCaps w:val="0"/>
-          <w:strike w:val="0"/>
-          <w:color w:val="000000"/>
-          <w:sz w:val="22"/>
-          <w:szCs w:val="22"/>
-          <w:u w:val="none"/>
-          <w:shd w:fill="auto" w:val="clear"/>
-          <w:vertAlign w:val="baseline"/>
-          <w:rtl w:val="0"/>
-        </w:rPr>
-        <w:t xml:space="preserve">recovered disaster zone — much of it historically </w:t>
-      </w:r>
-      <w:r>
-        <w:rPr>
-          <w:rtl w:val="0"/>
-        </w:rPr>
-        <w:t xml:space="preserve">marginalized</w:t>
-      </w:r>
-      <w:r>
-        <w:rPr>
-          <w:rFonts w:ascii="Calibri" w:cs="Calibri" w:eastAsia="Calibri" w:hAnsi="Calibri"/>
-          <w:b w:val="0"/>
-          <w:bCs w:val="0"/>
-          <w:i w:val="0"/>
-          <w:iCs w:val="0"/>
-          <w:smallCaps w:val="0"/>
-          <w:strike w:val="0"/>
-          <w:color w:val="000000"/>
-          <w:sz w:val="22"/>
-          <w:szCs w:val="22"/>
-          <w:u w:val="none"/>
-          <w:shd w:fill="auto" w:val="clear"/>
-          <w:vertAlign w:val="baseline"/>
-          <w:rtl w:val="0"/>
-        </w:rPr>
-        <w:t xml:space="preserve"> and home to renters, two</w:t>
-      </w:r>
-      <w:r>
-        <w:rPr>
-          <w:rtl w:val="0"/>
-        </w:rPr>
-        <w:t xml:space="preserve"> </w:t>
-      </w:r>
-      <w:r>
-        <w:rPr>
-          <w:rFonts w:ascii="Calibri" w:cs="Calibri" w:eastAsia="Calibri" w:hAnsi="Calibri"/>
-          <w:b w:val="0"/>
-          <w:bCs w:val="0"/>
-          <w:i w:val="0"/>
-          <w:iCs w:val="0"/>
-          <w:smallCaps w:val="0"/>
-          <w:strike w:val="0"/>
-          <w:color w:val="000000"/>
-          <w:sz w:val="22"/>
-          <w:szCs w:val="22"/>
-          <w:u w:val="none"/>
-          <w:shd w:fill="auto" w:val="clear"/>
-          <w:vertAlign w:val="baseline"/>
-          <w:rtl w:val="0"/>
-        </w:rPr>
-        <w:t xml:space="preserve">thirds of whose rent</w:t>
-      </w:r>
-      <w:r>
-        <w:rPr>
-          <w:rtl w:val="0"/>
-        </w:rPr>
-        <w:t xml:space="preserve"> </w:t>
-      </w:r>
-      <w:r>
-        <w:rPr>
-          <w:rFonts w:ascii="Calibri" w:cs="Calibri" w:eastAsia="Calibri" w:hAnsi="Calibri"/>
-          <w:b w:val="0"/>
-          <w:bCs w:val="0"/>
-          <w:i w:val="0"/>
-          <w:iCs w:val="0"/>
-          <w:smallCaps w:val="0"/>
-          <w:strike w:val="0"/>
-          <w:color w:val="000000"/>
-          <w:sz w:val="22"/>
-          <w:szCs w:val="22"/>
-          <w:u w:val="none"/>
-          <w:shd w:fill="auto" w:val="clear"/>
-          <w:vertAlign w:val="baseline"/>
-          <w:rtl w:val="0"/>
-        </w:rPr>
-        <w:t xml:space="preserve">stabilized housing burned — offloads a regional problem onto the residents least able to bear it, in a place still lacking infrastructure including rebuilt roads, sewer, water, and </w:t>
-      </w:r>
-      <w:r>
-        <w:rPr>
-          <w:rtl w:val="0"/>
-        </w:rPr>
-        <w:t xml:space="preserve">an electrical grid to support increased density. </w:t>
-      </w:r>
-      <w:r>
-        <w:rPr>
-          <w:rtl w:val="0"/>
-        </w:rPr>
+          <w:sz w:val="22"/>
+        </w:rPr>
+        <w:t xml:space="preserve"> The Starter Home Revitalization Act was written for scattered urban infill on abandoned lots, not fire-cleared disaster blocks. Turned loose on a burn scar, it stops modeling responsible infill and becomes the law that let investors carve up a disaster — discrediting the very policy. SB 1090 safeguards the SHRA’s intent; it does not repeal it, and it asks that one devastated disaster zone not be made to absorb the entire state’s density push during recovery.</w:t>
       </w:r>
     </w:p>
     <w:p>
@@ -735,116 +338,19 @@
       </w:pPr>
       <w:r>
         <w:rPr>
-          <w:rFonts w:ascii="Calibri" w:cs="Calibri" w:eastAsia="Calibri" w:hAnsi="Calibri"/>
-          <w:b w:val="1"/>
-          <w:bCs w:val="1"/>
-          <w:i w:val="0"/>
-          <w:iCs w:val="0"/>
-          <w:smallCaps w:val="0"/>
-          <w:strike w:val="0"/>
-          <w:color w:val="000000"/>
-          <w:sz w:val="22"/>
-          <w:szCs w:val="22"/>
-          <w:u w:val="none"/>
-          <w:shd w:fill="auto" w:val="clear"/>
-          <w:vertAlign w:val="baseline"/>
-          <w:rtl w:val="0"/>
-        </w:rPr>
-        <w:t xml:space="preserve">It will brand the SHRA the “Altadena Fire Sale Act.” </w:t>
-      </w:r>
-      <w:r>
-        <w:rPr>
-          <w:rFonts w:ascii="Calibri" w:cs="Calibri" w:eastAsia="Calibri" w:hAnsi="Calibri"/>
+          <w:rFonts w:ascii="Calibri" w:hAnsi="Calibri"/>
+          <w:b/>
+          <w:sz w:val="22"/>
+        </w:rPr>
+        <w:t>Settle the uncertainty while the rules are contested.</w:t>
+      </w:r>
+      <w:r>
+        <w:rPr>
+          <w:rFonts w:ascii="Calibri" w:hAnsi="Calibri"/>
           <w:b w:val="0"/>
-          <w:bCs w:val="0"/>
-          <w:i w:val="0"/>
-          <w:iCs w:val="0"/>
-          <w:smallCaps w:val="0"/>
-          <w:strike w:val="0"/>
-          <w:color w:val="000000"/>
-          <w:sz w:val="22"/>
-          <w:szCs w:val="22"/>
-          <w:u w:val="none"/>
-          <w:shd w:fill="auto" w:val="clear"/>
-          <w:vertAlign w:val="baseline"/>
-          <w:rtl w:val="0"/>
-        </w:rPr>
-        <w:t xml:space="preserve">A program meant to model responsible scattered</w:t>
-      </w:r>
-      <w:r>
-        <w:rPr>
-          <w:rtl w:val="0"/>
-        </w:rPr>
-        <w:t xml:space="preserve"> </w:t>
-      </w:r>
-      <w:r>
-        <w:rPr>
-          <w:rFonts w:ascii="Calibri" w:cs="Calibri" w:eastAsia="Calibri" w:hAnsi="Calibri"/>
-          <w:b w:val="0"/>
-          <w:bCs w:val="0"/>
-          <w:i w:val="0"/>
-          <w:iCs w:val="0"/>
-          <w:smallCaps w:val="0"/>
-          <w:strike w:val="0"/>
-          <w:color w:val="000000"/>
-          <w:sz w:val="22"/>
-          <w:szCs w:val="22"/>
-          <w:u w:val="none"/>
-          <w:shd w:fill="auto" w:val="clear"/>
-          <w:vertAlign w:val="baseline"/>
-          <w:rtl w:val="0"/>
-        </w:rPr>
-        <w:t xml:space="preserve">site infill instead becomes </w:t>
-      </w:r>
-      <w:r>
-        <w:rPr>
-          <w:rtl w:val="0"/>
-        </w:rPr>
-        <w:t xml:space="preserve">a</w:t>
-      </w:r>
-      <w:r>
-        <w:rPr>
-          <w:rFonts w:ascii="Calibri" w:cs="Calibri" w:eastAsia="Calibri" w:hAnsi="Calibri"/>
-          <w:b w:val="0"/>
-          <w:bCs w:val="0"/>
-          <w:i w:val="0"/>
-          <w:iCs w:val="0"/>
-          <w:smallCaps w:val="0"/>
-          <w:strike w:val="0"/>
-          <w:color w:val="000000"/>
-          <w:sz w:val="22"/>
-          <w:szCs w:val="22"/>
-          <w:u w:val="none"/>
-          <w:shd w:fill="auto" w:val="clear"/>
-          <w:vertAlign w:val="baseline"/>
-          <w:rtl w:val="0"/>
-        </w:rPr>
-        <w:t xml:space="preserve"> law that lets investors carve up a burn scar with intensity</w:t>
-      </w:r>
-      <w:r>
-        <w:rPr>
-          <w:rtl w:val="0"/>
-        </w:rPr>
-        <w:t xml:space="preserve">, </w:t>
-      </w:r>
-      <w:r>
-        <w:rPr>
-          <w:rFonts w:ascii="Calibri" w:cs="Calibri" w:eastAsia="Calibri" w:hAnsi="Calibri"/>
-          <w:b w:val="0"/>
-          <w:bCs w:val="0"/>
-          <w:i w:val="0"/>
-          <w:iCs w:val="0"/>
-          <w:smallCaps w:val="0"/>
-          <w:strike w:val="0"/>
-          <w:color w:val="000000"/>
-          <w:sz w:val="22"/>
-          <w:szCs w:val="22"/>
-          <w:u w:val="none"/>
-          <w:shd w:fill="auto" w:val="clear"/>
-          <w:vertAlign w:val="baseline"/>
-          <w:rtl w:val="0"/>
-        </w:rPr>
-        <w:t xml:space="preserve">discrediting the very policy. </w:t>
+          <w:sz w:val="22"/>
+        </w:rPr>
+        <w:t xml:space="preserve"> How SB 1123 applies to a fire-cleared disaster zone is genuinely contested, leaving these approvals open to legal challenge. SB 1090 gives the community certainty now, instead of leaving recovery hostage to whichever interpretation ultimately prevails.</w:t>
       </w:r>
     </w:p>
     <w:p>
@@ -872,131 +378,151 @@
       </w:pPr>
       <w:r>
         <w:rPr>
-          <w:rFonts w:ascii="Calibri" w:cs="Calibri" w:eastAsia="Calibri" w:hAnsi="Calibri"/>
+          <w:rFonts w:ascii="Calibri" w:hAnsi="Calibri"/>
+          <w:b/>
+          <w:sz w:val="22"/>
+        </w:rPr>
+        <w:t>Let Altadena rebuild under its own plan.</w:t>
+      </w:r>
+      <w:r>
+        <w:rPr>
+          <w:rFonts w:ascii="Calibri" w:hAnsi="Calibri"/>
+          <w:b w:val="0"/>
+          <w:sz w:val="22"/>
+        </w:rPr>
+        <w:t xml:space="preserve"> The community had just completed its own blueprint — the West San Gabriel Valley Area Plan, approved by the County only the month before the fire (December 2024). State and County ADU law still let homeowners add units without subdividing, and our commercial corridors still welcome mixed-use density. SB 1123 was always designed for infill, not as the primary planning tool for a disaster zone — the state should give the community time to rebuild on its own principles before turning that infill pathway loose on burned blocks.</w:t>
+      </w:r>
+    </w:p>
+    <w:p>
+      <w:pPr>
+        <w:keepNext w:val="0"/>
+        <w:keepLines w:val="0"/>
+        <w:pageBreakBefore w:val="0"/>
+        <w:widowControl w:val="1"/>
+        <w:numPr>
+          <w:ilvl w:val="0"/>
+          <w:numId w:val="1"/>
+        </w:numPr>
+        <w:pBdr>
+          <w:top w:space="0" w:sz="0" w:val="nil"/>
+          <w:left w:space="0" w:sz="0" w:val="nil"/>
+          <w:bottom w:space="0" w:sz="0" w:val="nil"/>
+          <w:right w:space="0" w:sz="0" w:val="nil"/>
+          <w:between w:space="0" w:sz="0" w:val="nil"/>
+        </w:pBdr>
+        <w:shd w:fill="auto" w:val="clear"/>
+        <w:spacing w:after="120" w:before="0" w:line="264" w:lineRule="auto"/>
+        <w:ind w:left="360" w:right="0" w:hanging="360"/>
+        <w:jc w:val="left"/>
+        <w:rPr/>
+      </w:pPr>
+      <w:r>
+        <w:rPr>
+          <w:rFonts w:ascii="Calibri" w:hAnsi="Calibri"/>
+          <w:b/>
+          <w:sz w:val="22"/>
+        </w:rPr>
+        <w:t>Life safety must come first.</w:t>
+      </w:r>
+      <w:r>
+        <w:rPr>
+          <w:rFonts w:ascii="Calibri" w:hAnsi="Calibri"/>
+          <w:b w:val="0"/>
+          <w:sz w:val="22"/>
+        </w:rPr>
+        <w:t xml:space="preserve"> Our foothill neighborhoods sit on narrow, often single-access streets that just failed catastrophically in a deadly, fast-moving fire. Multiplying the households and cars on those same streets is a direct evacuation and life-safety hazard — and a ministerial approval carries no traffic, evacuation, or cumulative fire-safety review.</w:t>
+      </w:r>
+    </w:p>
+    <w:p>
+      <w:pPr>
+        <w:keepNext w:val="0"/>
+        <w:keepLines w:val="0"/>
+        <w:pageBreakBefore w:val="0"/>
+        <w:widowControl w:val="1"/>
+        <w:numPr>
+          <w:ilvl w:val="0"/>
+          <w:numId w:val="1"/>
+        </w:numPr>
+        <w:pBdr>
+          <w:top w:space="0" w:sz="0" w:val="nil"/>
+          <w:left w:space="0" w:sz="0" w:val="nil"/>
+          <w:bottom w:space="0" w:sz="0" w:val="nil"/>
+          <w:right w:space="0" w:sz="0" w:val="nil"/>
+          <w:between w:space="0" w:sz="0" w:val="nil"/>
+        </w:pBdr>
+        <w:shd w:fill="auto" w:val="clear"/>
+        <w:spacing w:after="120" w:before="0" w:line="264" w:lineRule="auto"/>
+        <w:ind w:left="360" w:right="0" w:hanging="360"/>
+        <w:jc w:val="left"/>
+        <w:rPr/>
+      </w:pPr>
+      <w:r>
+        <w:rPr>
+          <w:rFonts w:ascii="Calibri" w:hAnsi="Calibri"/>
+          <w:b/>
+          <w:sz w:val="22"/>
+        </w:rPr>
+        <w:t>The infrastructure isn’t there.</w:t>
+      </w:r>
+      <w:r>
+        <w:rPr>
+          <w:rFonts w:ascii="Calibri" w:hAnsi="Calibri"/>
+          <w:b w:val="0"/>
+          <w:sz w:val="22"/>
+        </w:rPr>
+        <w:t xml:space="preserve"> Altadena’s burned blocks were never built for this density: many are on septic rather than public sewer, lack sidewalks and adequate parking, and sit on undersized roads and a grid still being rebuilt. SB 1123 assumes urban infrastructure that simply isn’t present on these foothill lots.</w:t>
+      </w:r>
+    </w:p>
+    <w:p>
+      <w:pPr>
+        <w:keepNext w:val="0"/>
+        <w:keepLines w:val="0"/>
+        <w:pageBreakBefore w:val="0"/>
+        <w:widowControl w:val="1"/>
+        <w:numPr>
+          <w:ilvl w:val="0"/>
+          <w:numId w:val="1"/>
+        </w:numPr>
+        <w:pBdr>
+          <w:top w:space="0" w:sz="0" w:val="nil"/>
+          <w:left w:space="0" w:sz="0" w:val="nil"/>
+          <w:bottom w:space="0" w:sz="0" w:val="nil"/>
+          <w:right w:space="0" w:sz="0" w:val="nil"/>
+          <w:between w:space="0" w:sz="0" w:val="nil"/>
+        </w:pBdr>
+        <w:shd w:fill="auto" w:val="clear"/>
+        <w:spacing w:after="120" w:before="0" w:line="264" w:lineRule="auto"/>
+        <w:ind w:left="360" w:right="0" w:hanging="360"/>
+        <w:jc w:val="left"/>
+        <w:rPr/>
+      </w:pPr>
+      <w:r>
+        <w:rPr>
+          <w:rFonts w:ascii="Calibri" w:hAnsi="Calibri"/>
+          <w:b/>
+          <w:sz w:val="22"/>
+        </w:rPr>
+        <w:t>It protects the residents most at risk.</w:t>
+      </w:r>
+      <w:r>
+        <w:rPr>
+          <w:rFonts w:ascii="Calibri" w:hAnsi="Calibri"/>
+          <w:b w:val="0"/>
+          <w:sz w:val="22"/>
+        </w:rPr>
+        <w:t xml:space="preserve"> This is not a wealthy enclave guarding its views. The Eaton Fire fell hardest on historically marginalized blocks and on longtime owners — many elderly, equity-rich but cash-poor and underinsured — and on the renters who made up much of the community’s naturally affordable housing, two-thirds of whose rent-stabilized homes burned. These are the households a speculator approaches first; by-right subdivision prices the land beyond their reach.</w:t>
+      </w:r>
+    </w:p>
+    <w:p>
+      <w:pPr>
+        <w:spacing w:after="120" w:line="264" w:lineRule="auto"/>
+        <w:rPr>
           <w:b w:val="1"/>
           <w:bCs w:val="1"/>
-          <w:i w:val="0"/>
-          <w:iCs w:val="0"/>
-          <w:smallCaps w:val="0"/>
-          <w:strike w:val="0"/>
-          <w:color w:val="000000"/>
-          <w:sz w:val="22"/>
-          <w:szCs w:val="22"/>
-          <w:u w:val="none"/>
-          <w:shd w:fill="auto" w:val="clear"/>
-          <w:vertAlign w:val="baseline"/>
-          <w:rtl w:val="0"/>
-        </w:rPr>
-        <w:t xml:space="preserve">Altadena's own framework already delivers high density in our prime corridors. </w:t>
-      </w:r>
-      <w:r>
-        <w:rPr>
-          <w:rFonts w:ascii="Calibri" w:cs="Calibri" w:eastAsia="Calibri" w:hAnsi="Calibri"/>
-          <w:b w:val="0"/>
-          <w:bCs w:val="0"/>
-          <w:i w:val="0"/>
-          <w:iCs w:val="0"/>
-          <w:smallCaps w:val="0"/>
-          <w:strike w:val="0"/>
-          <w:color w:val="000000"/>
-          <w:sz w:val="22"/>
-          <w:szCs w:val="22"/>
-          <w:u w:val="none"/>
-          <w:shd w:fill="auto" w:val="clear"/>
-          <w:vertAlign w:val="baseline"/>
-          <w:rtl w:val="0"/>
-        </w:rPr>
-        <w:t xml:space="preserve">That is where Altad</w:t>
-      </w:r>
-      <w:r>
-        <w:rPr>
-          <w:rtl w:val="0"/>
-        </w:rPr>
-        <w:t xml:space="preserve">ena </w:t>
-      </w:r>
-      <w:r>
-        <w:rPr>
-          <w:rFonts w:ascii="Calibri" w:cs="Calibri" w:eastAsia="Calibri" w:hAnsi="Calibri"/>
-          <w:b w:val="0"/>
-          <w:bCs w:val="0"/>
-          <w:i w:val="0"/>
-          <w:iCs w:val="0"/>
-          <w:smallCaps w:val="0"/>
-          <w:strike w:val="0"/>
-          <w:color w:val="000000"/>
-          <w:sz w:val="22"/>
-          <w:szCs w:val="22"/>
-          <w:u w:val="none"/>
-          <w:shd w:fill="auto" w:val="clear"/>
-          <w:vertAlign w:val="baseline"/>
-          <w:rtl w:val="0"/>
-        </w:rPr>
-        <w:t xml:space="preserve">welcomes vibrant mixed-use development to restore both </w:t>
-      </w:r>
-      <w:r>
-        <w:rPr>
-          <w:rtl w:val="0"/>
-        </w:rPr>
-        <w:t xml:space="preserve">commercial corridors and accessible housing, like the many projects underway prior to and since the Eaton Fire. A</w:t>
-      </w:r>
-      <w:r>
-        <w:rPr>
-          <w:rFonts w:ascii="Calibri" w:cs="Calibri" w:eastAsia="Calibri" w:hAnsi="Calibri"/>
-          <w:b w:val="0"/>
-          <w:bCs w:val="0"/>
-          <w:i w:val="0"/>
-          <w:iCs w:val="0"/>
-          <w:smallCaps w:val="0"/>
-          <w:strike w:val="0"/>
-          <w:color w:val="000000"/>
-          <w:sz w:val="22"/>
-          <w:szCs w:val="22"/>
-          <w:u w:val="none"/>
-          <w:shd w:fill="auto" w:val="clear"/>
-          <w:vertAlign w:val="baseline"/>
-          <w:rtl w:val="0"/>
-        </w:rPr>
-        <w:t xml:space="preserve">mple opportunity already exist</w:t>
-      </w:r>
-      <w:r>
-        <w:rPr>
-          <w:rtl w:val="0"/>
-        </w:rPr>
-        <w:t xml:space="preserve">s. </w:t>
-      </w:r>
-      <w:r>
-        <w:rPr>
-          <w:rtl w:val="0"/>
-        </w:rPr>
-        <w:t xml:space="preserve">E</w:t>
-      </w:r>
-      <w:r>
-        <w:rPr>
-          <w:rtl w:val="0"/>
-        </w:rPr>
-        <w:t xml:space="preserve">ven with SB 1090 protections, every SFR lot already allows for four homes — the primary residence plus a local ADU, a state ADU, and a junior ADU — as dictated by our Community Standards District (CSD) and County ADU ordinance. Let our locally developed urban planning framework dictate our rebuild, not state laws that weren’t intended for this reality. </w:t>
-      </w:r>
-      <w:r>
-        <w:rPr>
-          <w:rtl w:val="0"/>
-        </w:rPr>
-      </w:r>
-    </w:p>
-    <w:p>
-      <w:pPr>
-        <w:spacing w:after="120" w:line="264" w:lineRule="auto"/>
-        <w:rPr>
-          <w:b w:val="1"/>
-          <w:bCs w:val="1"/>
-        </w:rPr>
-      </w:pPr>
-      <w:r>
-        <w:rPr>
-          <w:b w:val="1"/>
-          <w:bCs w:val="1"/>
-          <w:rtl w:val="0"/>
-        </w:rPr>
-        <w:t xml:space="preserve">We urge you to vote AYE on SB 1090 and pass it as currently written. Thank you for protecting fire survivors and the integrity of the SHRA.</w:t>
+        </w:rPr>
+      </w:pPr>
+      <w:r>
+        <w:t>We urge you to vote AYE on SB 1090 and make it effective as soon as possible. Thank you for protecting fire survivors and the integrity of the SHRA.</w:t>
       </w:r>
     </w:p>
     <w:p>
